--- a/1. Data Representation/Notes.docx
+++ b/1. Data Representation/Notes.docx
@@ -4,6 +4,12 @@
   <w:body>
     <w:sdt>
       <w:sdtPr>
+        <w:rPr>
+          <w:rFonts w:asciiTheme="minorHAnsi" w:eastAsiaTheme="minorHAnsi" w:hAnsiTheme="minorHAnsi" w:cstheme="minorBidi"/>
+          <w:color w:val="auto"/>
+          <w:sz w:val="22"/>
+          <w:szCs w:val="22"/>
+        </w:rPr>
         <w:id w:val="-280724608"/>
         <w:docPartObj>
           <w:docPartGallery w:val="Table of Contents"/>
@@ -12,13 +18,9 @@
       </w:sdtPr>
       <w:sdtEndPr>
         <w:rPr>
-          <w:rFonts w:asciiTheme="minorHAnsi" w:eastAsiaTheme="minorHAnsi" w:hAnsiTheme="minorHAnsi" w:cstheme="minorBidi"/>
           <w:b/>
           <w:bCs/>
           <w:noProof/>
-          <w:color w:val="auto"/>
-          <w:sz w:val="22"/>
-          <w:szCs w:val="22"/>
         </w:rPr>
       </w:sdtEndPr>
       <w:sdtContent>
@@ -4616,13 +4618,13 @@
           <w:szCs w:val="24"/>
         </w:rPr>
         <w:drawing>
-          <wp:anchor distT="0" distB="0" distL="114300" distR="114300" simplePos="0" relativeHeight="251659264" behindDoc="0" locked="0" layoutInCell="1" allowOverlap="1" wp14:anchorId="4BCBF4FB" wp14:editId="4B4473B7">
+          <wp:anchor distT="0" distB="0" distL="114300" distR="114300" simplePos="0" relativeHeight="251659264" behindDoc="0" locked="0" layoutInCell="1" allowOverlap="1" wp14:anchorId="4BCBF4FB" wp14:editId="63BB0651">
             <wp:simplePos x="0" y="0"/>
             <wp:positionH relativeFrom="margin">
-              <wp:posOffset>-279400</wp:posOffset>
+              <wp:posOffset>-429780</wp:posOffset>
             </wp:positionH>
-            <wp:positionV relativeFrom="page">
-              <wp:posOffset>2747010</wp:posOffset>
+            <wp:positionV relativeFrom="margin">
+              <wp:align>bottom</wp:align>
             </wp:positionV>
             <wp:extent cx="5943600" cy="3956050"/>
             <wp:effectExtent l="0" t="0" r="0" b="6350"/>
